--- a/١ - نموذج تحضير الحصة/نماذج معبّأة استرشادية/المرحلة الابتدائية/بنين/المهارات الحياتية والأسرية — الخامس الابتدائي — العلامات الحيوية.docx
+++ b/١ - نموذج تحضير الحصة/نماذج معبّأة استرشادية/المرحلة الابتدائية/بنين/المهارات الحياتية والأسرية — الخامس الابتدائي — العلامات الحيوية.docx
@@ -2915,7 +2915,9 @@
               <w:bidi/>
               <w:spacing w:before="0" w:after="0" w:line="274" w:lineRule="exact"/>
             </w:pPr>
-            <w:r/>
+            <w:r>
+              <w:t>المجال ٢ · العرض وإدارة الحصة — يقابله في الاستمارة المجال ٢</w:t>
+            </w:r>
             <w:r>
               <w:rPr>
                 <w:rFonts w:ascii="Al-Jazeera-Arabic-Bold" w:hAnsi="Al-Jazeera-Arabic-Bold" w:cs="Al-Jazeera-Arabic-Bold" w:eastAsia="Al-Jazeera-Arabic-Bold"/>
@@ -2925,7 +2927,6 @@
                 <w:szCs w:val="18"/>
                 <w:rtl/>
               </w:rPr>
-              <w:t xml:space="preserve">المجالان </w:t>
             </w:r>
             <w:r>
               <w:rPr>
@@ -2937,7 +2938,6 @@
                 <w:bCs/>
                 <w:rtl/>
               </w:rPr>
-              <w:t>٢</w:t>
             </w:r>
             <w:r>
               <w:rPr>
@@ -2948,7 +2948,6 @@
                 <w:szCs w:val="18"/>
                 <w:rtl/>
               </w:rPr>
-              <w:t xml:space="preserve"> و</w:t>
             </w:r>
             <w:r>
               <w:rPr>
@@ -2960,7 +2959,6 @@
                 <w:bCs/>
                 <w:rtl/>
               </w:rPr>
-              <w:t>٣</w:t>
             </w:r>
             <w:r>
               <w:rPr>
@@ -2971,7 +2969,6 @@
                 <w:szCs w:val="18"/>
                 <w:rtl/>
               </w:rPr>
-              <w:t xml:space="preserve">  ·  العرض وإدارة الحصة · مشاركة المتعلمين واندماجهم</w:t>
             </w:r>
             <w:r>
               <w:rPr>
@@ -2982,7 +2979,6 @@
                 <w:szCs w:val="18"/>
                 <w:rtl/>
               </w:rPr>
-              <w:t xml:space="preserve">   — يقابله في الاستمارة المجالان ٢ و٣</w:t>
             </w:r>
           </w:p>
         </w:tc>
@@ -4181,7 +4177,9 @@
               <w:bidi/>
               <w:spacing w:before="0" w:after="0" w:line="274" w:lineRule="exact"/>
             </w:pPr>
-            <w:r/>
+            <w:r>
+              <w:t>المجال ٢ · تابع: التمايز والتحفيز والربط بالحياة — يقابله في الاستمارة المجال ٢</w:t>
+            </w:r>
             <w:r>
               <w:rPr>
                 <w:rFonts w:ascii="Al-Jazeera-Arabic-Bold" w:hAnsi="Al-Jazeera-Arabic-Bold" w:cs="Al-Jazeera-Arabic-Bold" w:eastAsia="Al-Jazeera-Arabic-Bold"/>
@@ -4191,7 +4189,6 @@
                 <w:szCs w:val="18"/>
                 <w:rtl/>
               </w:rPr>
-              <w:t xml:space="preserve">المجالان </w:t>
             </w:r>
             <w:r>
               <w:rPr>
@@ -4203,7 +4200,6 @@
                 <w:bCs/>
                 <w:rtl/>
               </w:rPr>
-              <w:t>٢</w:t>
             </w:r>
             <w:r>
               <w:rPr>
@@ -4214,7 +4210,6 @@
                 <w:szCs w:val="18"/>
                 <w:rtl/>
               </w:rPr>
-              <w:t xml:space="preserve"> و</w:t>
             </w:r>
             <w:r>
               <w:rPr>
@@ -4226,7 +4221,6 @@
                 <w:bCs/>
                 <w:rtl/>
               </w:rPr>
-              <w:t>٣</w:t>
             </w:r>
             <w:r>
               <w:rPr>
@@ -4237,7 +4231,6 @@
                 <w:szCs w:val="18"/>
                 <w:rtl/>
               </w:rPr>
-              <w:t xml:space="preserve">  ·  تابع: التمايز والتحفيز والربط بالحياة</w:t>
             </w:r>
             <w:r>
               <w:rPr>
@@ -4248,7 +4241,6 @@
                 <w:szCs w:val="18"/>
                 <w:rtl/>
               </w:rPr>
-              <w:t xml:space="preserve">   — يقابله في الاستمارة المجالان ٢ و٣</w:t>
             </w:r>
           </w:p>
         </w:tc>
@@ -4611,6 +4603,293 @@
         <w:spacing w:before="0" w:after="0" w:line="114" w:lineRule="exact"/>
       </w:pPr>
     </w:p>
+    <w:tbl>
+      <w:tblPr>
+        <w:bidiVisual/>
+        <w:tblW w:w="5000" w:type="pct"/>
+        <w:jc w:val="center"/>
+        <w:tblBorders>
+          <w:top w:val="single" w:sz="16" w:space="0" w:color="355E91"/>
+          <w:left w:val="single" w:sz="16" w:space="0" w:color="355E91"/>
+          <w:bottom w:val="single" w:sz="16" w:space="0" w:color="355E91"/>
+          <w:right w:val="single" w:sz="16" w:space="0" w:color="355E91"/>
+          <w:insideH w:val="single" w:sz="4" w:space="0" w:color="C9D2DE"/>
+          <w:insideV w:val="single" w:sz="4" w:space="0" w:color="C9D2DE"/>
+        </w:tblBorders>
+        <w:tblLayout w:type="fixed"/>
+        <w:tblCellMar>
+          <w:top w:w="14" w:type="dxa"/>
+          <w:left w:w="70" w:type="dxa"/>
+          <w:bottom w:w="14" w:type="dxa"/>
+          <w:right w:w="70" w:type="dxa"/>
+        </w:tblCellMar>
+        <w:tblLook w:firstColumn="1" w:firstRow="1" w:lastColumn="0" w:lastRow="0" w:noHBand="0" w:noVBand="1" w:val="04A0"/>
+      </w:tblPr>
+      <w:tblGrid>
+        <w:gridCol w:w="1757"/>
+        <w:gridCol w:w="1502"/>
+        <w:gridCol w:w="1502"/>
+        <w:gridCol w:w="1502"/>
+        <w:gridCol w:w="1502"/>
+        <w:gridCol w:w="1502"/>
+        <w:gridCol w:w="1502"/>
+      </w:tblGrid>
+      <w:tr>
+        <w:trPr>
+          <w:cantSplit/>
+          <w:trHeight w:val="260" w:hRule="atLeast"/>
+        </w:trPr>
+        <w:tc>
+          <w:tcPr>
+            <w:tcW w:w="5000" w:type="pct"/>
+            <w:gridSpan w:val="7"/>
+            <w:shd w:val="clear" w:color="auto" w:fill="355E91"/>
+            <w:vAlign w:val="center"/>
+          </w:tcPr>
+          <w:p>
+            <w:pPr>
+              <w:bidi/>
+              <w:spacing w:before="0" w:after="0" w:line="240" w:lineRule="exact"/>
+            </w:pPr>
+            <w:r/>
+            <w:r>
+              <w:rPr>
+                <w:rFonts w:ascii="Dubai" w:hAnsi="Dubai" w:cs="Dubai" w:eastAsia="Dubai"/>
+                <w:b/>
+                <w:color w:val="FFFFFF"/>
+                <w:sz w:val="18"/>
+                <w:szCs w:val="18"/>
+                <w:bCs/>
+                <w:rtl/>
+              </w:rPr>
+              <w:t>المجال ٣  ·  مشاركة المتعلمين واندماجهم — يُرصد على الطالب، فخطّط له</w:t>
+            </w:r>
+            <w:r>
+              <w:rPr>
+                <w:rFonts w:ascii="Dubai Light" w:hAnsi="Dubai Light" w:cs="Dubai Light" w:eastAsia="Dubai Light"/>
+                <w:b w:val="0"/>
+                <w:color w:val="DCE6F1"/>
+                <w:sz w:val="15"/>
+                <w:szCs w:val="15"/>
+                <w:rtl/>
+              </w:rPr>
+              <w:t xml:space="preserve">   — يقابله في الاستمارة المجال ٣</w:t>
+            </w:r>
+          </w:p>
+        </w:tc>
+      </w:tr>
+      <w:tr>
+        <w:trPr>
+          <w:cantSplit/>
+          <w:trHeight w:val="538" w:hRule="atLeast"/>
+        </w:trPr>
+        <w:tc>
+          <w:tcPr>
+            <w:tcW w:w="815" w:type="pct"/>
+            <w:shd w:val="clear" w:color="auto" w:fill="E9EEF6"/>
+            <w:vAlign w:val="center"/>
+          </w:tcPr>
+          <w:p>
+            <w:pPr>
+              <w:bidi/>
+              <w:spacing w:before="0" w:after="0" w:line="216" w:lineRule="exact"/>
+              <w:jc w:val="center"/>
+            </w:pPr>
+            <w:r/>
+            <w:r>
+              <w:rPr>
+                <w:rFonts w:ascii="Dubai" w:hAnsi="Dubai" w:cs="Dubai" w:eastAsia="Dubai"/>
+                <w:b/>
+                <w:color w:val="355E91"/>
+                <w:sz w:val="16"/>
+                <w:szCs w:val="16"/>
+                <w:bCs/>
+                <w:rtl/>
+              </w:rPr>
+              <w:t>ما سيقوله المتعلم ويفعله</w:t>
+            </w:r>
+          </w:p>
+        </w:tc>
+        <w:tc>
+          <w:tcPr>
+            <w:tcW w:w="4184" w:type="pct"/>
+            <w:gridSpan w:val="6"/>
+            <w:vAlign w:val="center"/>
+          </w:tcPr>
+          <w:p>
+            <w:pPr>
+              <w:bidi/>
+              <w:spacing w:before="0" w:after="0" w:line="240" w:lineRule="exact"/>
+            </w:pPr>
+            <w:r>
+              <w:rPr>
+                <w:sz w:val="18"/>
+              </w:rPr>
+            </w:r>
+            <w:r>
+              <w:rPr>
+                <w:rFonts w:ascii="Dubai" w:hAnsi="Dubai" w:cs="Dubai" w:eastAsia="Dubai"/>
+                <w:b w:val="0"/>
+                <w:color w:val="7F7F7F"/>
+                <w:sz w:val="18"/>
+                <w:szCs w:val="15"/>
+                <w:rtl/>
+              </w:rPr>
+              <w:t>أفعالٌ تُرى وتُسمع: يصوغ · يناقش · يسأل · يعرض — لا «يستمع» ولا «ينتبه»:</w:t>
+            </w:r>
+            <w:r>
+              <w:rPr>
+                <w:b w:val="0"/>
+                <w:color w:val="1F4E79"/>
+                <w:sz w:val="20"/>
+              </w:rPr>
+              <w:t xml:space="preserve">  يعلن الطالب قراءة نبضه ويحكم عليها معلّلاً بجملة، ويسأل زميله عن سبب اختلاف القراءتين بعد الحركة، ويعرض حكمه على ثلاث قراءات.</w:t>
+            </w:r>
+          </w:p>
+        </w:tc>
+      </w:tr>
+      <w:tr>
+        <w:trPr>
+          <w:cantSplit/>
+          <w:trHeight w:val="538" w:hRule="atLeast"/>
+        </w:trPr>
+        <w:tc>
+          <w:tcPr>
+            <w:tcW w:w="815" w:type="pct"/>
+            <w:shd w:val="clear" w:color="auto" w:fill="E9EEF6"/>
+            <w:vAlign w:val="center"/>
+          </w:tcPr>
+          <w:p>
+            <w:pPr>
+              <w:bidi/>
+              <w:spacing w:before="0" w:after="0" w:line="216" w:lineRule="exact"/>
+              <w:jc w:val="center"/>
+            </w:pPr>
+            <w:r/>
+            <w:r>
+              <w:rPr>
+                <w:rFonts w:ascii="Dubai" w:hAnsi="Dubai" w:cs="Dubai" w:eastAsia="Dubai"/>
+                <w:b/>
+                <w:color w:val="355E91"/>
+                <w:sz w:val="16"/>
+                <w:szCs w:val="16"/>
+                <w:bCs/>
+                <w:rtl/>
+              </w:rPr>
+              <w:t>عدالة المشاركة</w:t>
+            </w:r>
+          </w:p>
+        </w:tc>
+        <w:tc>
+          <w:tcPr>
+            <w:tcW w:w="4184" w:type="pct"/>
+            <w:gridSpan w:val="6"/>
+            <w:shd w:val="clear" w:color="auto" w:fill="F6F8FB"/>
+            <w:vAlign w:val="center"/>
+          </w:tcPr>
+          <w:p>
+            <w:pPr>
+              <w:bidi/>
+              <w:spacing w:before="0" w:after="0" w:line="240" w:lineRule="exact"/>
+            </w:pPr>
+            <w:r>
+              <w:rPr>
+                <w:sz w:val="18"/>
+              </w:rPr>
+            </w:r>
+            <w:r>
+              <w:rPr>
+                <w:rFonts w:ascii="Dubai" w:hAnsi="Dubai" w:cs="Dubai" w:eastAsia="Dubai"/>
+                <w:b w:val="0"/>
+                <w:color w:val="7F7F7F"/>
+                <w:sz w:val="18"/>
+                <w:szCs w:val="15"/>
+                <w:rtl/>
+              </w:rPr>
+              <w:t>من يبدأ، وكيف يُشرَك من لم يشارك، وتوزيعُ الأدوار بالأسماء:</w:t>
+            </w:r>
+            <w:r>
+              <w:rPr>
+                <w:b w:val="0"/>
+                <w:color w:val="1F4E79"/>
+                <w:sz w:val="20"/>
+              </w:rPr>
+              <w:t xml:space="preserve">  يقيس كل طالب لنفسه ثم لزميله بالاسم، ويُسنَد ضبط الدقيقة إلى من لم يشارك في النشاط الأول، فيكون لكل واحد دور مقيس لا مشاهدة.</w:t>
+            </w:r>
+          </w:p>
+        </w:tc>
+      </w:tr>
+      <w:tr>
+        <w:trPr>
+          <w:cantSplit/>
+          <w:trHeight w:val="538" w:hRule="atLeast"/>
+        </w:trPr>
+        <w:tc>
+          <w:tcPr>
+            <w:tcW w:w="815" w:type="pct"/>
+            <w:shd w:val="clear" w:color="auto" w:fill="E9EEF6"/>
+            <w:vAlign w:val="center"/>
+          </w:tcPr>
+          <w:p>
+            <w:pPr>
+              <w:bidi/>
+              <w:spacing w:before="0" w:after="0" w:line="216" w:lineRule="exact"/>
+              <w:jc w:val="center"/>
+            </w:pPr>
+            <w:r/>
+            <w:r>
+              <w:rPr>
+                <w:rFonts w:ascii="Dubai" w:hAnsi="Dubai" w:cs="Dubai" w:eastAsia="Dubai"/>
+                <w:b/>
+                <w:color w:val="355E91"/>
+                <w:sz w:val="16"/>
+                <w:szCs w:val="16"/>
+                <w:bCs/>
+                <w:rtl/>
+              </w:rPr>
+              <w:t>العمل التعاوني وقواعد الحوار</w:t>
+            </w:r>
+          </w:p>
+        </w:tc>
+        <w:tc>
+          <w:tcPr>
+            <w:tcW w:w="4184" w:type="pct"/>
+            <w:gridSpan w:val="6"/>
+            <w:vAlign w:val="center"/>
+          </w:tcPr>
+          <w:p>
+            <w:pPr>
+              <w:bidi/>
+              <w:spacing w:before="0" w:after="0" w:line="240" w:lineRule="exact"/>
+            </w:pPr>
+            <w:r>
+              <w:rPr>
+                <w:sz w:val="18"/>
+              </w:rPr>
+            </w:r>
+            <w:r>
+              <w:rPr>
+                <w:rFonts w:ascii="Dubai" w:hAnsi="Dubai" w:cs="Dubai" w:eastAsia="Dubai"/>
+                <w:b w:val="0"/>
+                <w:color w:val="7F7F7F"/>
+                <w:sz w:val="18"/>
+                <w:szCs w:val="15"/>
+                <w:rtl/>
+              </w:rPr>
+              <w:t>كيف يعمل الطلاب معاً، وقاعدةُ الحوار المعلنة: تقبّل الرأي والمبادرة بالدعم:</w:t>
+            </w:r>
+            <w:r>
+              <w:rPr>
+                <w:b w:val="0"/>
+                <w:color w:val="1F4E79"/>
+                <w:sz w:val="20"/>
+              </w:rPr>
+              <w:t xml:space="preserve">  يعمل الطالبان ثنائياً بتبادل القياس والتسجيل. والقاعدة المعلنة: نستأذن قبل لمس يد زميلنا، ونصون قراءته فلا تُعلَن باسمه إلا برضاه.</w:t>
+            </w:r>
+          </w:p>
+        </w:tc>
+      </w:tr>
+    </w:tbl>
     <w:tbl>
       <w:tblPr>
         <w:bidiVisual/>
